--- a/lessons/9-4/homework.docx
+++ b/lessons/9-4/homework.docx
@@ -106,7 +106,55 @@
     </w:p>
     <w:p>
       <w:pPr>
-        <w:spacing w:after="60"/>
+        <w:keepNext/>
+        <w:spacing w:after="20" w:before="80"/>
+        <w:jc w:val="center"/>
+      </w:pPr>
+      <w:r>
+        <w:drawing>
+          <wp:inline distT="0" distB="0" distL="0" distR="0">
+            <wp:extent cx="1047750" cy="790575"/>
+            <wp:effectExtent t="0" r="0" b="0" l="0"/>
+            <wp:docPr id="1" name="" descr="" title=""/>
+            <wp:cNvGraphicFramePr>
+              <a:graphicFrameLocks xmlns:a="http://schemas.openxmlformats.org/drawingml/2006/main" noChangeAspect="1"/>
+            </wp:cNvGraphicFramePr>
+            <a:graphic xmlns:a="http://schemas.openxmlformats.org/drawingml/2006/main">
+              <a:graphicData uri="http://schemas.openxmlformats.org/drawingml/2006/picture">
+                <pic:pic xmlns:pic="http://schemas.openxmlformats.org/drawingml/2006/picture">
+                  <pic:nvPicPr>
+                    <pic:cNvPr id="0" name="" descr=""/>
+                    <pic:cNvPicPr>
+                      <a:picLocks noChangeAspect="1" noChangeArrowheads="1"/>
+                    </pic:cNvPicPr>
+                  </pic:nvPicPr>
+                  <pic:blipFill>
+                    <a:blip r:embed="rId7" cstate="none"/>
+                    <a:srcRect/>
+                    <a:stretch>
+                      <a:fillRect/>
+                    </a:stretch>
+                  </pic:blipFill>
+                  <pic:spPr bwMode="auto">
+                    <a:xfrm>
+                      <a:off x="0" y="0"/>
+                      <a:ext cx="1047750" cy="790575"/>
+                    </a:xfrm>
+                    <a:prstGeom prst="rect">
+                      <a:avLst/>
+                    </a:prstGeom>
+                  </pic:spPr>
+                </pic:pic>
+              </a:graphicData>
+            </a:graphic>
+          </wp:inline>
+        </w:drawing>
+      </w:r>
+    </w:p>
+    <w:p>
+      <w:pPr>
+        <w:keepNext/>
+        <w:spacing w:after="120"/>
       </w:pPr>
       <w:r>
         <w:rPr>
@@ -116,12 +164,60 @@
         <w:t xml:space="preserve">Rational number (Número racional)</w:t>
       </w:r>
       <w:r>
-        <w:t xml:space="preserve"> — A number that can be written as a fraction a/b where b is not zero; includes fractions, decimals, and integers</w:t>
-      </w:r>
-    </w:p>
-    <w:p>
-      <w:pPr>
-        <w:spacing w:after="60"/>
+        <w:t xml:space="preserve"> — Any number you can write as a fraction. This includes fractions, decimals, and integers.</w:t>
+      </w:r>
+    </w:p>
+    <w:p>
+      <w:pPr>
+        <w:keepNext/>
+        <w:spacing w:after="20" w:before="80"/>
+        <w:jc w:val="center"/>
+      </w:pPr>
+      <w:r>
+        <w:drawing>
+          <wp:inline distT="0" distB="0" distL="0" distR="0">
+            <wp:extent cx="1047750" cy="790575"/>
+            <wp:effectExtent t="0" r="0" b="0" l="0"/>
+            <wp:docPr id="1" name="" descr="" title=""/>
+            <wp:cNvGraphicFramePr>
+              <a:graphicFrameLocks xmlns:a="http://schemas.openxmlformats.org/drawingml/2006/main" noChangeAspect="1"/>
+            </wp:cNvGraphicFramePr>
+            <a:graphic xmlns:a="http://schemas.openxmlformats.org/drawingml/2006/main">
+              <a:graphicData uri="http://schemas.openxmlformats.org/drawingml/2006/picture">
+                <pic:pic xmlns:pic="http://schemas.openxmlformats.org/drawingml/2006/picture">
+                  <pic:nvPicPr>
+                    <pic:cNvPr id="0" name="" descr=""/>
+                    <pic:cNvPicPr>
+                      <a:picLocks noChangeAspect="1" noChangeArrowheads="1"/>
+                    </pic:cNvPicPr>
+                  </pic:nvPicPr>
+                  <pic:blipFill>
+                    <a:blip r:embed="rId8" cstate="none"/>
+                    <a:srcRect/>
+                    <a:stretch>
+                      <a:fillRect/>
+                    </a:stretch>
+                  </pic:blipFill>
+                  <pic:spPr bwMode="auto">
+                    <a:xfrm>
+                      <a:off x="0" y="0"/>
+                      <a:ext cx="1047750" cy="790575"/>
+                    </a:xfrm>
+                    <a:prstGeom prst="rect">
+                      <a:avLst/>
+                    </a:prstGeom>
+                  </pic:spPr>
+                </pic:pic>
+              </a:graphicData>
+            </a:graphic>
+          </wp:inline>
+        </w:drawing>
+      </w:r>
+    </w:p>
+    <w:p>
+      <w:pPr>
+        <w:keepNext/>
+        <w:spacing w:after="120"/>
       </w:pPr>
       <w:r>
         <w:rPr>
@@ -131,12 +227,60 @@
         <w:t xml:space="preserve">Fraction (Fracción)</w:t>
       </w:r>
       <w:r>
-        <w:t xml:space="preserve"> — A number that represents part of a whole, written as a/b</w:t>
-      </w:r>
-    </w:p>
-    <w:p>
-      <w:pPr>
-        <w:spacing w:after="60"/>
+        <w:t xml:space="preserve"> — A number that shows part of a whole, like 3/4.</w:t>
+      </w:r>
+    </w:p>
+    <w:p>
+      <w:pPr>
+        <w:keepNext/>
+        <w:spacing w:after="20" w:before="80"/>
+        <w:jc w:val="center"/>
+      </w:pPr>
+      <w:r>
+        <w:drawing>
+          <wp:inline distT="0" distB="0" distL="0" distR="0">
+            <wp:extent cx="1047750" cy="790575"/>
+            <wp:effectExtent t="0" r="0" b="0" l="0"/>
+            <wp:docPr id="1" name="" descr="" title=""/>
+            <wp:cNvGraphicFramePr>
+              <a:graphicFrameLocks xmlns:a="http://schemas.openxmlformats.org/drawingml/2006/main" noChangeAspect="1"/>
+            </wp:cNvGraphicFramePr>
+            <a:graphic xmlns:a="http://schemas.openxmlformats.org/drawingml/2006/main">
+              <a:graphicData uri="http://schemas.openxmlformats.org/drawingml/2006/picture">
+                <pic:pic xmlns:pic="http://schemas.openxmlformats.org/drawingml/2006/picture">
+                  <pic:nvPicPr>
+                    <pic:cNvPr id="0" name="" descr=""/>
+                    <pic:cNvPicPr>
+                      <a:picLocks noChangeAspect="1" noChangeArrowheads="1"/>
+                    </pic:cNvPicPr>
+                  </pic:nvPicPr>
+                  <pic:blipFill>
+                    <a:blip r:embed="rId9" cstate="none"/>
+                    <a:srcRect/>
+                    <a:stretch>
+                      <a:fillRect/>
+                    </a:stretch>
+                  </pic:blipFill>
+                  <pic:spPr bwMode="auto">
+                    <a:xfrm>
+                      <a:off x="0" y="0"/>
+                      <a:ext cx="1047750" cy="790575"/>
+                    </a:xfrm>
+                    <a:prstGeom prst="rect">
+                      <a:avLst/>
+                    </a:prstGeom>
+                  </pic:spPr>
+                </pic:pic>
+              </a:graphicData>
+            </a:graphic>
+          </wp:inline>
+        </w:drawing>
+      </w:r>
+    </w:p>
+    <w:p>
+      <w:pPr>
+        <w:keepNext/>
+        <w:spacing w:after="120"/>
       </w:pPr>
       <w:r>
         <w:rPr>
@@ -146,12 +290,60 @@
         <w:t xml:space="preserve">Decimal (Decimal)</w:t>
       </w:r>
       <w:r>
-        <w:t xml:space="preserve"> — A number written using a decimal point to show values less than one</w:t>
-      </w:r>
-    </w:p>
-    <w:p>
-      <w:pPr>
-        <w:spacing w:after="60"/>
+        <w:t xml:space="preserve"> — A number with a dot, like 0.5, that shows a part less than one.</w:t>
+      </w:r>
+    </w:p>
+    <w:p>
+      <w:pPr>
+        <w:keepNext/>
+        <w:spacing w:after="20" w:before="80"/>
+        <w:jc w:val="center"/>
+      </w:pPr>
+      <w:r>
+        <w:drawing>
+          <wp:inline distT="0" distB="0" distL="0" distR="0">
+            <wp:extent cx="1047750" cy="790575"/>
+            <wp:effectExtent t="0" r="0" b="0" l="0"/>
+            <wp:docPr id="1" name="" descr="" title=""/>
+            <wp:cNvGraphicFramePr>
+              <a:graphicFrameLocks xmlns:a="http://schemas.openxmlformats.org/drawingml/2006/main" noChangeAspect="1"/>
+            </wp:cNvGraphicFramePr>
+            <a:graphic xmlns:a="http://schemas.openxmlformats.org/drawingml/2006/main">
+              <a:graphicData uri="http://schemas.openxmlformats.org/drawingml/2006/picture">
+                <pic:pic xmlns:pic="http://schemas.openxmlformats.org/drawingml/2006/picture">
+                  <pic:nvPicPr>
+                    <pic:cNvPr id="0" name="" descr=""/>
+                    <pic:cNvPicPr>
+                      <a:picLocks noChangeAspect="1" noChangeArrowheads="1"/>
+                    </pic:cNvPicPr>
+                  </pic:nvPicPr>
+                  <pic:blipFill>
+                    <a:blip r:embed="rId7" cstate="none"/>
+                    <a:srcRect/>
+                    <a:stretch>
+                      <a:fillRect/>
+                    </a:stretch>
+                  </pic:blipFill>
+                  <pic:spPr bwMode="auto">
+                    <a:xfrm>
+                      <a:off x="0" y="0"/>
+                      <a:ext cx="1047750" cy="790575"/>
+                    </a:xfrm>
+                    <a:prstGeom prst="rect">
+                      <a:avLst/>
+                    </a:prstGeom>
+                  </pic:spPr>
+                </pic:pic>
+              </a:graphicData>
+            </a:graphic>
+          </wp:inline>
+        </w:drawing>
+      </w:r>
+    </w:p>
+    <w:p>
+      <w:pPr>
+        <w:keepNext/>
+        <w:spacing w:after="120"/>
       </w:pPr>
       <w:r>
         <w:rPr>
@@ -161,12 +353,60 @@
         <w:t xml:space="preserve">Number line (Recta numérica)</w:t>
       </w:r>
       <w:r>
-        <w:t xml:space="preserve"> — A straight line where each point corresponds to a number, with equal spacing between values</w:t>
-      </w:r>
-    </w:p>
-    <w:p>
-      <w:pPr>
-        <w:spacing w:after="60"/>
+        <w:t xml:space="preserve"> — A straight line with numbers spaced out evenly.</w:t>
+      </w:r>
+    </w:p>
+    <w:p>
+      <w:pPr>
+        <w:keepNext/>
+        <w:spacing w:after="20" w:before="80"/>
+        <w:jc w:val="center"/>
+      </w:pPr>
+      <w:r>
+        <w:drawing>
+          <wp:inline distT="0" distB="0" distL="0" distR="0">
+            <wp:extent cx="1047750" cy="790575"/>
+            <wp:effectExtent t="0" r="0" b="0" l="0"/>
+            <wp:docPr id="1" name="" descr="" title=""/>
+            <wp:cNvGraphicFramePr>
+              <a:graphicFrameLocks xmlns:a="http://schemas.openxmlformats.org/drawingml/2006/main" noChangeAspect="1"/>
+            </wp:cNvGraphicFramePr>
+            <a:graphic xmlns:a="http://schemas.openxmlformats.org/drawingml/2006/main">
+              <a:graphicData uri="http://schemas.openxmlformats.org/drawingml/2006/picture">
+                <pic:pic xmlns:pic="http://schemas.openxmlformats.org/drawingml/2006/picture">
+                  <pic:nvPicPr>
+                    <pic:cNvPr id="0" name="" descr=""/>
+                    <pic:cNvPicPr>
+                      <a:picLocks noChangeAspect="1" noChangeArrowheads="1"/>
+                    </pic:cNvPicPr>
+                  </pic:nvPicPr>
+                  <pic:blipFill>
+                    <a:blip r:embed="rId8" cstate="none"/>
+                    <a:srcRect/>
+                    <a:stretch>
+                      <a:fillRect/>
+                    </a:stretch>
+                  </pic:blipFill>
+                  <pic:spPr bwMode="auto">
+                    <a:xfrm>
+                      <a:off x="0" y="0"/>
+                      <a:ext cx="1047750" cy="790575"/>
+                    </a:xfrm>
+                    <a:prstGeom prst="rect">
+                      <a:avLst/>
+                    </a:prstGeom>
+                  </pic:spPr>
+                </pic:pic>
+              </a:graphicData>
+            </a:graphic>
+          </wp:inline>
+        </w:drawing>
+      </w:r>
+    </w:p>
+    <w:p>
+      <w:pPr>
+        <w:keepNext/>
+        <w:spacing w:after="120"/>
       </w:pPr>
       <w:r>
         <w:rPr>
@@ -176,12 +416,60 @@
         <w:t xml:space="preserve">Equivalent (Equivalente)</w:t>
       </w:r>
       <w:r>
-        <w:t xml:space="preserve"> — Having the same value, written in different forms</w:t>
-      </w:r>
-    </w:p>
-    <w:p>
-      <w:pPr>
-        <w:spacing w:after="60"/>
+        <w:t xml:space="preserve"> — Having the same value, just written a different way.</w:t>
+      </w:r>
+    </w:p>
+    <w:p>
+      <w:pPr>
+        <w:keepNext/>
+        <w:spacing w:after="20" w:before="80"/>
+        <w:jc w:val="center"/>
+      </w:pPr>
+      <w:r>
+        <w:drawing>
+          <wp:inline distT="0" distB="0" distL="0" distR="0">
+            <wp:extent cx="1047750" cy="790575"/>
+            <wp:effectExtent t="0" r="0" b="0" l="0"/>
+            <wp:docPr id="1" name="" descr="" title=""/>
+            <wp:cNvGraphicFramePr>
+              <a:graphicFrameLocks xmlns:a="http://schemas.openxmlformats.org/drawingml/2006/main" noChangeAspect="1"/>
+            </wp:cNvGraphicFramePr>
+            <a:graphic xmlns:a="http://schemas.openxmlformats.org/drawingml/2006/main">
+              <a:graphicData uri="http://schemas.openxmlformats.org/drawingml/2006/picture">
+                <pic:pic xmlns:pic="http://schemas.openxmlformats.org/drawingml/2006/picture">
+                  <pic:nvPicPr>
+                    <pic:cNvPr id="0" name="" descr=""/>
+                    <pic:cNvPicPr>
+                      <a:picLocks noChangeAspect="1" noChangeArrowheads="1"/>
+                    </pic:cNvPicPr>
+                  </pic:nvPicPr>
+                  <pic:blipFill>
+                    <a:blip r:embed="rId10" cstate="none"/>
+                    <a:srcRect/>
+                    <a:stretch>
+                      <a:fillRect/>
+                    </a:stretch>
+                  </pic:blipFill>
+                  <pic:spPr bwMode="auto">
+                    <a:xfrm>
+                      <a:off x="0" y="0"/>
+                      <a:ext cx="1047750" cy="790575"/>
+                    </a:xfrm>
+                    <a:prstGeom prst="rect">
+                      <a:avLst/>
+                    </a:prstGeom>
+                  </pic:spPr>
+                </pic:pic>
+              </a:graphicData>
+            </a:graphic>
+          </wp:inline>
+        </w:drawing>
+      </w:r>
+    </w:p>
+    <w:p>
+      <w:pPr>
+        <w:keepNext/>
+        <w:spacing w:after="120"/>
       </w:pPr>
       <w:r>
         <w:rPr>
@@ -191,7 +479,7 @@
         <w:t xml:space="preserve">Integer (Número entero)</w:t>
       </w:r>
       <w:r>
-        <w:t xml:space="preserve"> — Whole numbers and their opposites, including zero</w:t>
+        <w:t xml:space="preserve"> — Whole numbers and their opposites, like -2, -1, 0, 1, 2.</w:t>
       </w:r>
     </w:p>
     <w:p>

--- a/lessons/9-4/homework.docx
+++ b/lessons/9-4/homework.docx
@@ -24,7 +24,7 @@
           <w:i/>
           <w:iCs/>
         </w:rPr>
-        <w:t xml:space="preserve">Lesson 9-4  •  Standard 6.NS.6</w:t>
+        <w:t xml:space="preserve">Lesson 9-4  •  Standard 6.NOS.6</w:t>
       </w:r>
     </w:p>
     <w:p>
@@ -1060,39 +1060,43 @@
           <w:b/>
           <w:bCs/>
         </w:rPr>
-        <w:t xml:space="preserve">6. Where is -1.5 located on a number line?</w:t>
-      </w:r>
-    </w:p>
-    <w:p>
-      <w:pPr>
-        <w:spacing w:after="40" w:before="0"/>
-      </w:pPr>
-      <w:r>
-        <w:t xml:space="preserve">     A. Halfway between -1 and -2</w:t>
-      </w:r>
-    </w:p>
-    <w:p>
-      <w:pPr>
-        <w:spacing w:after="40" w:before="0"/>
-      </w:pPr>
-      <w:r>
-        <w:t xml:space="preserve">     B. Halfway between 1 and 2</w:t>
-      </w:r>
-    </w:p>
-    <w:p>
-      <w:pPr>
-        <w:spacing w:after="40" w:before="0"/>
-      </w:pPr>
-      <w:r>
-        <w:t xml:space="preserve">     C. At 1.5</w:t>
-      </w:r>
-    </w:p>
-    <w:p>
-      <w:pPr>
-        <w:spacing w:after="40" w:before="0"/>
-      </w:pPr>
-      <w:r>
-        <w:t xml:space="preserve">     D. Right of 0</w:t>
+        <w:t xml:space="preserve">6. onLevel — Spot the Common Mistake</w:t>
+      </w:r>
+    </w:p>
+    <w:p>
+      <w:pPr>
+        <w:spacing w:after="40" w:before="0"/>
+      </w:pPr>
+      <w:r>
+        <w:t xml:space="preserve">   Step 1 (Read): A student is working on Rational Numbers on the Number Line.</w:t>
+      </w:r>
+    </w:p>
+    <w:p>
+      <w:pPr>
+        <w:spacing w:after="40" w:before="0"/>
+      </w:pPr>
+      <w:r>
+        <w:t xml:space="preserve">   Step 2 (Attempt): They ignored the rule: To plot a rational number, find the two whole numbers it falls between, then split the space into equal parts.</w:t>
+      </w:r>
+    </w:p>
+    <w:p>
+      <w:pPr>
+        <w:spacing w:after="40" w:before="0"/>
+      </w:pPr>
+      <w:r>
+        <w:t xml:space="preserve">   Step 3 (Check): The answer does not match the math rule from class.</w:t>
+      </w:r>
+    </w:p>
+    <w:p>
+      <w:pPr>
+        <w:spacing w:after="60" w:before="0"/>
+      </w:pPr>
+      <w:r>
+        <w:rPr>
+          <w:i/>
+          <w:iCs/>
+        </w:rPr>
+        <w:t xml:space="preserve">Which step has the mistake? Explain and fix it:</w:t>
       </w:r>
     </w:p>
     <w:p>
@@ -1108,6 +1112,28 @@
     </w:p>
     <w:p>
       <w:pPr>
+        <w:spacing w:after="60" w:before="120"/>
+      </w:pPr>
+      <w:r>
+        <w:rPr>
+          <w:color w:val="BBBBBB"/>
+        </w:rPr>
+        <w:t xml:space="preserve">______________________________________________________________________</w:t>
+      </w:r>
+    </w:p>
+    <w:p>
+      <w:pPr>
+        <w:spacing w:after="60" w:before="120"/>
+      </w:pPr>
+      <w:r>
+        <w:rPr>
+          <w:color w:val="BBBBBB"/>
+        </w:rPr>
+        <w:t xml:space="preserve">______________________________________________________________________</w:t>
+      </w:r>
+    </w:p>
+    <w:p>
+      <w:pPr>
         <w:spacing w:after="80" w:before="0"/>
       </w:pPr>
       <w:r>
@@ -1115,7 +1141,7 @@
           <w:b/>
           <w:bCs/>
         </w:rPr>
-        <w:t xml:space="preserve">7. Which rational number is greatest?</w:t>
+        <w:t xml:space="preserve">7. The first trail marker sits between 0 and 1. Which rational number belongs there?</w:t>
       </w:r>
     </w:p>
     <w:p>
@@ -1131,7 +1157,7 @@
         <w:spacing w:after="40" w:before="0"/>
       </w:pPr>
       <w:r>
-        <w:t xml:space="preserve">     B. 1/2</w:t>
+        <w:t xml:space="preserve">     B. 1.5</w:t>
       </w:r>
     </w:p>
     <w:p>
@@ -1147,7 +1173,7 @@
         <w:spacing w:after="40" w:before="0"/>
       </w:pPr>
       <w:r>
-        <w:t xml:space="preserve">     D. 0</w:t>
+        <w:t xml:space="preserve">     D. 2</w:t>
       </w:r>
     </w:p>
     <w:p>
@@ -1170,39 +1196,39 @@
           <w:b/>
           <w:bCs/>
         </w:rPr>
-        <w:t xml:space="preserve">8. What is the opposite of -2/3?</w:t>
-      </w:r>
-    </w:p>
-    <w:p>
-      <w:pPr>
-        <w:spacing w:after="40" w:before="0"/>
-      </w:pPr>
-      <w:r>
-        <w:t xml:space="preserve">     A. 2/3</w:t>
-      </w:r>
-    </w:p>
-    <w:p>
-      <w:pPr>
-        <w:spacing w:after="40" w:before="0"/>
-      </w:pPr>
-      <w:r>
-        <w:t xml:space="preserve">     B. -3/2</w:t>
-      </w:r>
-    </w:p>
-    <w:p>
-      <w:pPr>
-        <w:spacing w:after="40" w:before="0"/>
-      </w:pPr>
-      <w:r>
-        <w:t xml:space="preserve">     C. 3/2</w:t>
-      </w:r>
-    </w:p>
-    <w:p>
-      <w:pPr>
-        <w:spacing w:after="40" w:before="0"/>
-      </w:pPr>
-      <w:r>
-        <w:t xml:space="preserve">     D. -2/3</w:t>
+        <w:t xml:space="preserve">8. Order these three trail markers from least to greatest: -1.5, 0.5, -0.5.</w:t>
+      </w:r>
+    </w:p>
+    <w:p>
+      <w:pPr>
+        <w:spacing w:after="40" w:before="0"/>
+      </w:pPr>
+      <w:r>
+        <w:t xml:space="preserve">     A. -1.5, -0.5, 0.5</w:t>
+      </w:r>
+    </w:p>
+    <w:p>
+      <w:pPr>
+        <w:spacing w:after="40" w:before="0"/>
+      </w:pPr>
+      <w:r>
+        <w:t xml:space="preserve">     B. 0.5, -0.5, -1.5</w:t>
+      </w:r>
+    </w:p>
+    <w:p>
+      <w:pPr>
+        <w:spacing w:after="40" w:before="0"/>
+      </w:pPr>
+      <w:r>
+        <w:t xml:space="preserve">     C. -0.5, -1.5, 0.5</w:t>
+      </w:r>
+    </w:p>
+    <w:p>
+      <w:pPr>
+        <w:spacing w:after="40" w:before="0"/>
+      </w:pPr>
+      <w:r>
+        <w:t xml:space="preserve">     D. -1.5, 0.5, -0.5</w:t>
       </w:r>
     </w:p>
     <w:p>
@@ -1225,41 +1251,202 @@
           <w:b/>
           <w:bCs/>
         </w:rPr>
-        <w:t xml:space="preserve">9. Order from least to greatest: -0.5, 0.25, -1, 0.75.</w:t>
-      </w:r>
-    </w:p>
-    <w:p>
-      <w:pPr>
-        <w:spacing w:after="40" w:before="0"/>
-      </w:pPr>
-      <w:r>
-        <w:t xml:space="preserve">     A. -1, -0.5, 0.25, 0.75</w:t>
-      </w:r>
-    </w:p>
-    <w:p>
-      <w:pPr>
-        <w:spacing w:after="40" w:before="0"/>
-      </w:pPr>
-      <w:r>
-        <w:t xml:space="preserve">     B. -0.5, -1, 0.25, 0.75</w:t>
-      </w:r>
-    </w:p>
-    <w:p>
-      <w:pPr>
-        <w:spacing w:after="40" w:before="0"/>
-      </w:pPr>
-      <w:r>
-        <w:t xml:space="preserve">     C. 0.75, 0.25, -0.5, -1</w:t>
-      </w:r>
-    </w:p>
-    <w:p>
-      <w:pPr>
-        <w:spacing w:after="40" w:before="0"/>
-      </w:pPr>
-      <w:r>
-        <w:t xml:space="preserve">     D. -1, 0.25, -0.5, 0.75</w:t>
-      </w:r>
-    </w:p>
+        <w:t xml:space="preserve">9. On the trail map, -3/4 sits to the LEFT of which marker?</w:t>
+      </w:r>
+    </w:p>
+    <w:p>
+      <w:pPr>
+        <w:spacing w:after="40" w:before="0"/>
+      </w:pPr>
+      <w:r>
+        <w:t xml:space="preserve">     A. -1/4</w:t>
+      </w:r>
+    </w:p>
+    <w:p>
+      <w:pPr>
+        <w:spacing w:after="40" w:before="0"/>
+      </w:pPr>
+      <w:r>
+        <w:t xml:space="preserve">     B. -1</w:t>
+      </w:r>
+    </w:p>
+    <w:p>
+      <w:pPr>
+        <w:spacing w:after="40" w:before="0"/>
+      </w:pPr>
+      <w:r>
+        <w:t xml:space="preserve">     C. -2</w:t>
+      </w:r>
+    </w:p>
+    <w:p>
+      <w:pPr>
+        <w:spacing w:after="40" w:before="0"/>
+      </w:pPr>
+      <w:r>
+        <w:t xml:space="preserve">     D. -7/8</w:t>
+      </w:r>
+    </w:p>
+    <w:p>
+      <w:pPr>
+        <w:spacing w:after="60" w:before="120"/>
+      </w:pPr>
+      <w:r>
+        <w:rPr>
+          <w:color w:val="BBBBBB"/>
+        </w:rPr>
+        <w:t xml:space="preserve">______________________________________________________________________</w:t>
+      </w:r>
+    </w:p>
+    <w:p>
+      <w:pPr>
+        <w:spacing w:after="80" w:before="0"/>
+      </w:pPr>
+      <w:r>
+        <w:rPr>
+          <w:b/>
+          <w:bCs/>
+        </w:rPr>
+        <w:t xml:space="preserve">10. Match each decimal trail marker to its equal fraction.</w:t>
+      </w:r>
+    </w:p>
+    <w:tbl>
+      <w:tblPr>
+        <w:tblW w:type="pct" w:w="100%"/>
+        <w:tblBorders>
+          <w:top w:val="single" w:color="auto" w:sz="4"/>
+          <w:left w:val="single" w:color="auto" w:sz="4"/>
+          <w:bottom w:val="single" w:color="auto" w:sz="4"/>
+          <w:right w:val="single" w:color="auto" w:sz="4"/>
+          <w:insideH w:val="single" w:color="auto" w:sz="4"/>
+          <w:insideV w:val="single" w:color="auto" w:sz="4"/>
+        </w:tblBorders>
+      </w:tblPr>
+      <w:tblGrid>
+        <w:gridCol w:w="100"/>
+        <w:gridCol w:w="100"/>
+      </w:tblGrid>
+      <w:tr>
+        <w:trPr>
+          <w:tblHeader/>
+        </w:trPr>
+        <w:tc>
+          <w:tcPr>
+            <w:tcW w:type="pct" w:w="50%"/>
+          </w:tcPr>
+          <w:p>
+            <w:r>
+              <w:rPr>
+                <w:b/>
+                <w:bCs/>
+              </w:rPr>
+              <w:t xml:space="preserve">Item</w:t>
+            </w:r>
+          </w:p>
+        </w:tc>
+        <w:tc>
+          <w:tcPr>
+            <w:tcW w:type="pct" w:w="50%"/>
+          </w:tcPr>
+          <w:p>
+            <w:r>
+              <w:rPr>
+                <w:b/>
+                <w:bCs/>
+              </w:rPr>
+              <w:t xml:space="preserve">Answer choices</w:t>
+            </w:r>
+          </w:p>
+        </w:tc>
+      </w:tr>
+      <w:tr>
+        <w:tc>
+          <w:tcPr>
+            <w:tcW w:type="pct" w:w="50%"/>
+          </w:tcPr>
+          <w:p>
+            <w:r>
+              <w:t xml:space="preserve">____  0.5</w:t>
+            </w:r>
+          </w:p>
+        </w:tc>
+        <w:tc>
+          <w:tcPr>
+            <w:tcW w:type="pct" w:w="50%"/>
+          </w:tcPr>
+          <w:p>
+            <w:r>
+              <w:t xml:space="preserve">D. 1/5</w:t>
+            </w:r>
+          </w:p>
+        </w:tc>
+      </w:tr>
+      <w:tr>
+        <w:tc>
+          <w:tcPr>
+            <w:tcW w:type="pct" w:w="50%"/>
+          </w:tcPr>
+          <w:p>
+            <w:r>
+              <w:t xml:space="preserve">____  0.25</w:t>
+            </w:r>
+          </w:p>
+        </w:tc>
+        <w:tc>
+          <w:tcPr>
+            <w:tcW w:type="pct" w:w="50%"/>
+          </w:tcPr>
+          <w:p>
+            <w:r>
+              <w:t xml:space="preserve">C. -1/2</w:t>
+            </w:r>
+          </w:p>
+        </w:tc>
+      </w:tr>
+      <w:tr>
+        <w:tc>
+          <w:tcPr>
+            <w:tcW w:type="pct" w:w="50%"/>
+          </w:tcPr>
+          <w:p>
+            <w:r>
+              <w:t xml:space="preserve">____  -0.5</w:t>
+            </w:r>
+          </w:p>
+        </w:tc>
+        <w:tc>
+          <w:tcPr>
+            <w:tcW w:type="pct" w:w="50%"/>
+          </w:tcPr>
+          <w:p>
+            <w:r>
+              <w:t xml:space="preserve">B. 1/4</w:t>
+            </w:r>
+          </w:p>
+        </w:tc>
+      </w:tr>
+      <w:tr>
+        <w:tc>
+          <w:tcPr>
+            <w:tcW w:type="pct" w:w="50%"/>
+          </w:tcPr>
+          <w:p>
+            <w:r>
+              <w:t xml:space="preserve">____  0.2</w:t>
+            </w:r>
+          </w:p>
+        </w:tc>
+        <w:tc>
+          <w:tcPr>
+            <w:tcW w:type="pct" w:w="50%"/>
+          </w:tcPr>
+          <w:p>
+            <w:r>
+              <w:t xml:space="preserve">A. 1/2</w:t>
+            </w:r>
+          </w:p>
+        </w:tc>
+      </w:tr>
+    </w:tbl>
     <w:p>
       <w:pPr>
         <w:spacing w:after="60" w:before="120"/>
@@ -1303,10 +1490,22 @@
     </w:p>
     <w:p>
       <w:pPr>
+        <w:spacing w:after="20" w:before="0"/>
+      </w:pPr>
+      <w:r>
+        <w:t xml:space="preserve">     -1.5 is between -1 and -2 because it is 0.5 units to the left of -1 (or 0.5 units to the right of -2).</w:t>
+      </w:r>
+    </w:p>
+    <w:p>
+      <w:pPr>
         <w:spacing w:after="80" w:before="0"/>
       </w:pPr>
       <w:r>
-        <w:t xml:space="preserve">     -1.5 is between -1 and -2 because it is 0.5 units to the left of -1 (or 0.5 units to the right of -2).</w:t>
+        <w:rPr>
+          <w:i/>
+          <w:iCs/>
+        </w:rPr>
+        <w:t xml:space="preserve">     Watch for: A common mistake in Rational Numbers on the Number Line is skipping the key idea: "To plot a rational number, find the two whole numbers it falls between, then split the space into equal parts." — always check your work against this rule before you submit.</w:t>
       </w:r>
     </w:p>
     <w:p>
@@ -1323,10 +1522,22 @@
     </w:p>
     <w:p>
       <w:pPr>
+        <w:spacing w:after="20" w:before="0"/>
+      </w:pPr>
+      <w:r>
+        <w:t xml:space="preserve">     0.25 means 25 hundredths = 25/100 = 1/4.</w:t>
+      </w:r>
+    </w:p>
+    <w:p>
+      <w:pPr>
         <w:spacing w:after="80" w:before="0"/>
       </w:pPr>
       <w:r>
-        <w:t xml:space="preserve">     0.25 means 25 hundredths = 25/100 = 1/4.</w:t>
+        <w:rPr>
+          <w:i/>
+          <w:iCs/>
+        </w:rPr>
+        <w:t xml:space="preserve">     Watch for: A common mistake in Rational Numbers on the Number Line is skipping the key idea: "To plot a rational number, find the two whole numbers it falls between, then split the space into equal parts." — always check your work against this rule before you submit.</w:t>
       </w:r>
     </w:p>
     <w:p>
@@ -1511,22 +1722,70 @@
     </w:p>
     <w:p>
       <w:pPr>
+        <w:spacing w:after="20" w:before="0"/>
+      </w:pPr>
+      <w:r>
+        <w:t xml:space="preserve">     |-1/4| = 0.25, |0.5| = 0.5, |-2| = 2, |1.75| = 1.75. Since 0.25 is the smallest absolute value, -1/4 is closest to zero.</w:t>
+      </w:r>
+    </w:p>
+    <w:p>
+      <w:pPr>
         <w:spacing w:after="80" w:before="0"/>
       </w:pPr>
       <w:r>
-        <w:t xml:space="preserve">     |-1/4| = 0.25, |0.5| = 0.5, |-2| = 2, |1.75| = 1.75. Since 0.25 is the smallest absolute value, -1/4 is closest to zero.</w:t>
-      </w:r>
-    </w:p>
-    <w:p>
-      <w:pPr>
-        <w:spacing w:after="40" w:before="0"/>
-      </w:pPr>
-      <w:r>
-        <w:rPr>
-          <w:b/>
-          <w:bCs/>
-        </w:rPr>
-        <w:t xml:space="preserve">6. A. Halfway between -1 and -2</w:t>
+        <w:rPr>
+          <w:i/>
+          <w:iCs/>
+        </w:rPr>
+        <w:t xml:space="preserve">     Watch for: A common mistake in Rational Numbers on the Number Line is skipping the key idea: "To plot a rational number, find the two whole numbers it falls between, then split the space into equal parts." — always check your work against this rule before you submit.</w:t>
+      </w:r>
+    </w:p>
+    <w:p>
+      <w:pPr>
+        <w:spacing w:after="40" w:before="0"/>
+      </w:pPr>
+      <w:r>
+        <w:rPr>
+          <w:b/>
+          <w:bCs/>
+        </w:rPr>
+        <w:t xml:space="preserve">6. onLevel — Spot the Common Mistake</w:t>
+      </w:r>
+    </w:p>
+    <w:p>
+      <w:pPr>
+        <w:spacing w:after="20" w:before="0"/>
+      </w:pPr>
+      <w:r>
+        <w:t xml:space="preserve">     The mistake is in Step 2.</w:t>
+      </w:r>
+    </w:p>
+    <w:p>
+      <w:pPr>
+        <w:spacing w:after="20" w:before="0"/>
+      </w:pPr>
+      <w:r>
+        <w:t xml:space="preserve">     Correct work: Follow the key idea: To plot a rational number, find the two whole numbers it falls between, then split the space into equal parts.</w:t>
+      </w:r>
+    </w:p>
+    <w:p>
+      <w:pPr>
+        <w:spacing w:after="40" w:before="0"/>
+      </w:pPr>
+      <w:r>
+        <w:rPr>
+          <w:b/>
+          <w:bCs/>
+        </w:rPr>
+        <w:t xml:space="preserve">7. A. 3/4</w:t>
+      </w:r>
+    </w:p>
+    <w:p>
+      <w:pPr>
+        <w:spacing w:after="20" w:before="0"/>
+      </w:pPr>
+      <w:r>
+        <w:t xml:space="preserve">     3/4 = 0.75, which lands between 0 and 1. 1.5 and 2 are larger, and -1/2 is to the left of 0.</w:t>
       </w:r>
     </w:p>
     <w:p>
@@ -1534,19 +1793,31 @@
         <w:spacing w:after="80" w:before="0"/>
       </w:pPr>
       <w:r>
-        <w:t xml:space="preserve">     -1.5 sits halfway between -1 and -2.</w:t>
-      </w:r>
-    </w:p>
-    <w:p>
-      <w:pPr>
-        <w:spacing w:after="40" w:before="0"/>
-      </w:pPr>
-      <w:r>
-        <w:rPr>
-          <w:b/>
-          <w:bCs/>
-        </w:rPr>
-        <w:t xml:space="preserve">7. A. 3/4</w:t>
+        <w:rPr>
+          <w:i/>
+          <w:iCs/>
+        </w:rPr>
+        <w:t xml:space="preserve">     Watch for: A common mistake in Rational Numbers on the Number Line is skipping the key idea: "To plot a rational number, find the two whole numbers it falls between, then split the space into equal parts." — always check your work against this rule before you submit.</w:t>
+      </w:r>
+    </w:p>
+    <w:p>
+      <w:pPr>
+        <w:spacing w:after="40" w:before="0"/>
+      </w:pPr>
+      <w:r>
+        <w:rPr>
+          <w:b/>
+          <w:bCs/>
+        </w:rPr>
+        <w:t xml:space="preserve">8. A. -1.5, -0.5, 0.5</w:t>
+      </w:r>
+    </w:p>
+    <w:p>
+      <w:pPr>
+        <w:spacing w:after="20" w:before="0"/>
+      </w:pPr>
+      <w:r>
+        <w:t xml:space="preserve">     The farthest left on the number line comes first: -1.5, then -0.5, then 0.5.</w:t>
       </w:r>
     </w:p>
     <w:p>
@@ -1554,19 +1825,31 @@
         <w:spacing w:after="80" w:before="0"/>
       </w:pPr>
       <w:r>
-        <w:t xml:space="preserve">     3/4 = 0.75 is the largest of the four values.</w:t>
-      </w:r>
-    </w:p>
-    <w:p>
-      <w:pPr>
-        <w:spacing w:after="40" w:before="0"/>
-      </w:pPr>
-      <w:r>
-        <w:rPr>
-          <w:b/>
-          <w:bCs/>
-        </w:rPr>
-        <w:t xml:space="preserve">8. A. 2/3</w:t>
+        <w:rPr>
+          <w:i/>
+          <w:iCs/>
+        </w:rPr>
+        <w:t xml:space="preserve">     Watch for: A common mistake in Rational Numbers on the Number Line is skipping the key idea: "To plot a rational number, find the two whole numbers it falls between, then split the space into equal parts." — always check your work against this rule before you submit.</w:t>
+      </w:r>
+    </w:p>
+    <w:p>
+      <w:pPr>
+        <w:spacing w:after="40" w:before="0"/>
+      </w:pPr>
+      <w:r>
+        <w:rPr>
+          <w:b/>
+          <w:bCs/>
+        </w:rPr>
+        <w:t xml:space="preserve">9. A. -1/4</w:t>
+      </w:r>
+    </w:p>
+    <w:p>
+      <w:pPr>
+        <w:spacing w:after="20" w:before="0"/>
+      </w:pPr>
+      <w:r>
+        <w:t xml:space="preserve">     -3/4 = -0.75 and -1/4 = -0.25. Since -0.75 is farther left (less), -3/4 is to the left of -1/4.</w:t>
       </w:r>
     </w:p>
     <w:p>
@@ -1574,27 +1857,63 @@
         <w:spacing w:after="80" w:before="0"/>
       </w:pPr>
       <w:r>
-        <w:t xml:space="preserve">     The opposite of -2/3 is 2/3, the same distance on the other side of 0.</w:t>
-      </w:r>
-    </w:p>
-    <w:p>
-      <w:pPr>
-        <w:spacing w:after="40" w:before="0"/>
-      </w:pPr>
-      <w:r>
-        <w:rPr>
-          <w:b/>
-          <w:bCs/>
-        </w:rPr>
-        <w:t xml:space="preserve">9. A. -1, -0.5, 0.25, 0.75</w:t>
-      </w:r>
-    </w:p>
-    <w:p>
-      <w:pPr>
-        <w:spacing w:after="80" w:before="0"/>
-      </w:pPr>
-      <w:r>
-        <w:t xml:space="preserve">     Most negative first: -1, -0.5, 0.25, 0.75.</w:t>
+        <w:rPr>
+          <w:i/>
+          <w:iCs/>
+        </w:rPr>
+        <w:t xml:space="preserve">     Watch for: A common mistake in Rational Numbers on the Number Line is skipping the key idea: "To plot a rational number, find the two whole numbers it falls between, then split the space into equal parts." — always check your work against this rule before you submit.</w:t>
+      </w:r>
+    </w:p>
+    <w:p>
+      <w:pPr>
+        <w:spacing w:after="40" w:before="0"/>
+      </w:pPr>
+      <w:r>
+        <w:rPr>
+          <w:b/>
+          <w:bCs/>
+        </w:rPr>
+        <w:t xml:space="preserve">10. Matches:</w:t>
+      </w:r>
+    </w:p>
+    <w:p>
+      <w:pPr>
+        <w:spacing w:after="20" w:before="0"/>
+      </w:pPr>
+      <w:r>
+        <w:t xml:space="preserve">     0.5 → 1/2</w:t>
+      </w:r>
+    </w:p>
+    <w:p>
+      <w:pPr>
+        <w:spacing w:after="20" w:before="0"/>
+      </w:pPr>
+      <w:r>
+        <w:t xml:space="preserve">     0.25 → 1/4</w:t>
+      </w:r>
+    </w:p>
+    <w:p>
+      <w:pPr>
+        <w:spacing w:after="20" w:before="0"/>
+      </w:pPr>
+      <w:r>
+        <w:t xml:space="preserve">     -0.5 → -1/2</w:t>
+      </w:r>
+    </w:p>
+    <w:p>
+      <w:pPr>
+        <w:spacing w:after="20" w:before="0"/>
+      </w:pPr>
+      <w:r>
+        <w:t xml:space="preserve">     0.2 → 1/5</w:t>
+      </w:r>
+    </w:p>
+    <w:p>
+      <w:pPr>
+        <w:spacing w:after="40" w:before="0"/>
+      </w:pPr>
+      <w:r>
+        <w:t xml:space="preserve"/>
       </w:r>
     </w:p>
     <w:sectPr>

--- a/lessons/9-4/homework.docx
+++ b/lessons/9-4/homework.docx
@@ -1060,31 +1060,31 @@
           <w:b/>
           <w:bCs/>
         </w:rPr>
-        <w:t xml:space="preserve">6. onLevel — Spot the Common Mistake</w:t>
-      </w:r>
-    </w:p>
-    <w:p>
-      <w:pPr>
-        <w:spacing w:after="40" w:before="0"/>
-      </w:pPr>
-      <w:r>
-        <w:t xml:space="preserve">   Step 1 (Read): A student is working on Rational Numbers on the Number Line.</w:t>
-      </w:r>
-    </w:p>
-    <w:p>
-      <w:pPr>
-        <w:spacing w:after="40" w:before="0"/>
-      </w:pPr>
-      <w:r>
-        <w:t xml:space="preserve">   Step 2 (Attempt): They ignored the rule: To plot a rational number, find the two whole numbers it falls between, then split the space into equal parts.</w:t>
-      </w:r>
-    </w:p>
-    <w:p>
-      <w:pPr>
-        <w:spacing w:after="40" w:before="0"/>
-      </w:pPr>
-      <w:r>
-        <w:t xml:space="preserve">   Step 3 (Check): The answer does not match the math rule from class.</w:t>
+        <w:t xml:space="preserve">6. Spot the Mistake: Plotting -2.25</w:t>
+      </w:r>
+    </w:p>
+    <w:p>
+      <w:pPr>
+        <w:spacing w:after="40" w:before="0"/>
+      </w:pPr>
+      <w:r>
+        <w:t xml:space="preserve">   Step 1 (Problem): Plot -2.25 on the number line.</w:t>
+      </w:r>
+    </w:p>
+    <w:p>
+      <w:pPr>
+        <w:spacing w:after="40" w:before="0"/>
+      </w:pPr>
+      <w:r>
+        <w:t xml:space="preserve">   Step 2 (Student thinking): It is negative, so I go past -2. The .25 is one quarter, so I count toward 0 (to the right) by a quarter unit and land between -2 and -1.</w:t>
+      </w:r>
+    </w:p>
+    <w:p>
+      <w:pPr>
+        <w:spacing w:after="40" w:before="0"/>
+      </w:pPr>
+      <w:r>
+        <w:t xml:space="preserve">   Step 3 (Student answer): Point plotted at -1.75, between -2 and -1.</w:t>
       </w:r>
     </w:p>
     <w:p>
@@ -1141,7 +1141,62 @@
           <w:b/>
           <w:bCs/>
         </w:rPr>
-        <w:t xml:space="preserve">7. The first trail marker sits between 0 and 1. Which rational number belongs there?</w:t>
+        <w:t xml:space="preserve">7. Which number is farthest to the LEFT on a number line?</w:t>
+      </w:r>
+    </w:p>
+    <w:p>
+      <w:pPr>
+        <w:spacing w:after="40" w:before="0"/>
+      </w:pPr>
+      <w:r>
+        <w:t xml:space="preserve">     A. -1</w:t>
+      </w:r>
+    </w:p>
+    <w:p>
+      <w:pPr>
+        <w:spacing w:after="40" w:before="0"/>
+      </w:pPr>
+      <w:r>
+        <w:t xml:space="preserve">     B. 0</w:t>
+      </w:r>
+    </w:p>
+    <w:p>
+      <w:pPr>
+        <w:spacing w:after="40" w:before="0"/>
+      </w:pPr>
+      <w:r>
+        <w:t xml:space="preserve">     C. -4</w:t>
+      </w:r>
+    </w:p>
+    <w:p>
+      <w:pPr>
+        <w:spacing w:after="40" w:before="0"/>
+      </w:pPr>
+      <w:r>
+        <w:t xml:space="preserve">     D. 2</w:t>
+      </w:r>
+    </w:p>
+    <w:p>
+      <w:pPr>
+        <w:spacing w:after="60" w:before="120"/>
+      </w:pPr>
+      <w:r>
+        <w:rPr>
+          <w:color w:val="BBBBBB"/>
+        </w:rPr>
+        <w:t xml:space="preserve">______________________________________________________________________</w:t>
+      </w:r>
+    </w:p>
+    <w:p>
+      <w:pPr>
+        <w:spacing w:after="80" w:before="0"/>
+      </w:pPr>
+      <w:r>
+        <w:rPr>
+          <w:b/>
+          <w:bCs/>
+        </w:rPr>
+        <w:t xml:space="preserve">8. What is the opposite of -3/4?</w:t>
       </w:r>
     </w:p>
     <w:p>
@@ -1157,6 +1212,61 @@
         <w:spacing w:after="40" w:before="0"/>
       </w:pPr>
       <w:r>
+        <w:t xml:space="preserve">     B. -3/4</w:t>
+      </w:r>
+    </w:p>
+    <w:p>
+      <w:pPr>
+        <w:spacing w:after="40" w:before="0"/>
+      </w:pPr>
+      <w:r>
+        <w:t xml:space="preserve">     C. 4/3</w:t>
+      </w:r>
+    </w:p>
+    <w:p>
+      <w:pPr>
+        <w:spacing w:after="40" w:before="0"/>
+      </w:pPr>
+      <w:r>
+        <w:t xml:space="preserve">     D. 0</w:t>
+      </w:r>
+    </w:p>
+    <w:p>
+      <w:pPr>
+        <w:spacing w:after="60" w:before="120"/>
+      </w:pPr>
+      <w:r>
+        <w:rPr>
+          <w:color w:val="BBBBBB"/>
+        </w:rPr>
+        <w:t xml:space="preserve">______________________________________________________________________</w:t>
+      </w:r>
+    </w:p>
+    <w:p>
+      <w:pPr>
+        <w:spacing w:after="80" w:before="0"/>
+      </w:pPr>
+      <w:r>
+        <w:rPr>
+          <w:b/>
+          <w:bCs/>
+        </w:rPr>
+        <w:t xml:space="preserve">9. The first trail marker sits between 0 and 1. Which rational number belongs there?</w:t>
+      </w:r>
+    </w:p>
+    <w:p>
+      <w:pPr>
+        <w:spacing w:after="40" w:before="0"/>
+      </w:pPr>
+      <w:r>
+        <w:t xml:space="preserve">     A. 3/4</w:t>
+      </w:r>
+    </w:p>
+    <w:p>
+      <w:pPr>
+        <w:spacing w:after="40" w:before="0"/>
+      </w:pPr>
+      <w:r>
         <w:t xml:space="preserve">     B. 1.5</w:t>
       </w:r>
     </w:p>
@@ -1196,7 +1306,7 @@
           <w:b/>
           <w:bCs/>
         </w:rPr>
-        <w:t xml:space="preserve">8. Order these three trail markers from least to greatest: -1.5, 0.5, -0.5.</w:t>
+        <w:t xml:space="preserve">10. Order these three trail markers from least to greatest: -1.5, 0.5, -0.5.</w:t>
       </w:r>
     </w:p>
     <w:p>
@@ -1231,222 +1341,6 @@
         <w:t xml:space="preserve">     D. -1.5, 0.5, -0.5</w:t>
       </w:r>
     </w:p>
-    <w:p>
-      <w:pPr>
-        <w:spacing w:after="60" w:before="120"/>
-      </w:pPr>
-      <w:r>
-        <w:rPr>
-          <w:color w:val="BBBBBB"/>
-        </w:rPr>
-        <w:t xml:space="preserve">______________________________________________________________________</w:t>
-      </w:r>
-    </w:p>
-    <w:p>
-      <w:pPr>
-        <w:spacing w:after="80" w:before="0"/>
-      </w:pPr>
-      <w:r>
-        <w:rPr>
-          <w:b/>
-          <w:bCs/>
-        </w:rPr>
-        <w:t xml:space="preserve">9. On the trail map, -3/4 sits to the LEFT of which marker?</w:t>
-      </w:r>
-    </w:p>
-    <w:p>
-      <w:pPr>
-        <w:spacing w:after="40" w:before="0"/>
-      </w:pPr>
-      <w:r>
-        <w:t xml:space="preserve">     A. -1/4</w:t>
-      </w:r>
-    </w:p>
-    <w:p>
-      <w:pPr>
-        <w:spacing w:after="40" w:before="0"/>
-      </w:pPr>
-      <w:r>
-        <w:t xml:space="preserve">     B. -1</w:t>
-      </w:r>
-    </w:p>
-    <w:p>
-      <w:pPr>
-        <w:spacing w:after="40" w:before="0"/>
-      </w:pPr>
-      <w:r>
-        <w:t xml:space="preserve">     C. -2</w:t>
-      </w:r>
-    </w:p>
-    <w:p>
-      <w:pPr>
-        <w:spacing w:after="40" w:before="0"/>
-      </w:pPr>
-      <w:r>
-        <w:t xml:space="preserve">     D. -7/8</w:t>
-      </w:r>
-    </w:p>
-    <w:p>
-      <w:pPr>
-        <w:spacing w:after="60" w:before="120"/>
-      </w:pPr>
-      <w:r>
-        <w:rPr>
-          <w:color w:val="BBBBBB"/>
-        </w:rPr>
-        <w:t xml:space="preserve">______________________________________________________________________</w:t>
-      </w:r>
-    </w:p>
-    <w:p>
-      <w:pPr>
-        <w:spacing w:after="80" w:before="0"/>
-      </w:pPr>
-      <w:r>
-        <w:rPr>
-          <w:b/>
-          <w:bCs/>
-        </w:rPr>
-        <w:t xml:space="preserve">10. Match each decimal trail marker to its equal fraction.</w:t>
-      </w:r>
-    </w:p>
-    <w:tbl>
-      <w:tblPr>
-        <w:tblW w:type="pct" w:w="100%"/>
-        <w:tblBorders>
-          <w:top w:val="single" w:color="auto" w:sz="4"/>
-          <w:left w:val="single" w:color="auto" w:sz="4"/>
-          <w:bottom w:val="single" w:color="auto" w:sz="4"/>
-          <w:right w:val="single" w:color="auto" w:sz="4"/>
-          <w:insideH w:val="single" w:color="auto" w:sz="4"/>
-          <w:insideV w:val="single" w:color="auto" w:sz="4"/>
-        </w:tblBorders>
-      </w:tblPr>
-      <w:tblGrid>
-        <w:gridCol w:w="100"/>
-        <w:gridCol w:w="100"/>
-      </w:tblGrid>
-      <w:tr>
-        <w:trPr>
-          <w:tblHeader/>
-        </w:trPr>
-        <w:tc>
-          <w:tcPr>
-            <w:tcW w:type="pct" w:w="50%"/>
-          </w:tcPr>
-          <w:p>
-            <w:r>
-              <w:rPr>
-                <w:b/>
-                <w:bCs/>
-              </w:rPr>
-              <w:t xml:space="preserve">Item</w:t>
-            </w:r>
-          </w:p>
-        </w:tc>
-        <w:tc>
-          <w:tcPr>
-            <w:tcW w:type="pct" w:w="50%"/>
-          </w:tcPr>
-          <w:p>
-            <w:r>
-              <w:rPr>
-                <w:b/>
-                <w:bCs/>
-              </w:rPr>
-              <w:t xml:space="preserve">Answer choices</w:t>
-            </w:r>
-          </w:p>
-        </w:tc>
-      </w:tr>
-      <w:tr>
-        <w:tc>
-          <w:tcPr>
-            <w:tcW w:type="pct" w:w="50%"/>
-          </w:tcPr>
-          <w:p>
-            <w:r>
-              <w:t xml:space="preserve">____  0.5</w:t>
-            </w:r>
-          </w:p>
-        </w:tc>
-        <w:tc>
-          <w:tcPr>
-            <w:tcW w:type="pct" w:w="50%"/>
-          </w:tcPr>
-          <w:p>
-            <w:r>
-              <w:t xml:space="preserve">D. 1/5</w:t>
-            </w:r>
-          </w:p>
-        </w:tc>
-      </w:tr>
-      <w:tr>
-        <w:tc>
-          <w:tcPr>
-            <w:tcW w:type="pct" w:w="50%"/>
-          </w:tcPr>
-          <w:p>
-            <w:r>
-              <w:t xml:space="preserve">____  0.25</w:t>
-            </w:r>
-          </w:p>
-        </w:tc>
-        <w:tc>
-          <w:tcPr>
-            <w:tcW w:type="pct" w:w="50%"/>
-          </w:tcPr>
-          <w:p>
-            <w:r>
-              <w:t xml:space="preserve">C. -1/2</w:t>
-            </w:r>
-          </w:p>
-        </w:tc>
-      </w:tr>
-      <w:tr>
-        <w:tc>
-          <w:tcPr>
-            <w:tcW w:type="pct" w:w="50%"/>
-          </w:tcPr>
-          <w:p>
-            <w:r>
-              <w:t xml:space="preserve">____  -0.5</w:t>
-            </w:r>
-          </w:p>
-        </w:tc>
-        <w:tc>
-          <w:tcPr>
-            <w:tcW w:type="pct" w:w="50%"/>
-          </w:tcPr>
-          <w:p>
-            <w:r>
-              <w:t xml:space="preserve">B. 1/4</w:t>
-            </w:r>
-          </w:p>
-        </w:tc>
-      </w:tr>
-      <w:tr>
-        <w:tc>
-          <w:tcPr>
-            <w:tcW w:type="pct" w:w="50%"/>
-          </w:tcPr>
-          <w:p>
-            <w:r>
-              <w:t xml:space="preserve">____  0.2</w:t>
-            </w:r>
-          </w:p>
-        </w:tc>
-        <w:tc>
-          <w:tcPr>
-            <w:tcW w:type="pct" w:w="50%"/>
-          </w:tcPr>
-          <w:p>
-            <w:r>
-              <w:t xml:space="preserve">A. 1/2</w:t>
-            </w:r>
-          </w:p>
-        </w:tc>
-      </w:tr>
-    </w:tbl>
     <w:p>
       <w:pPr>
         <w:spacing w:after="60" w:before="120"/>
@@ -1505,7 +1399,7 @@
           <w:i/>
           <w:iCs/>
         </w:rPr>
-        <w:t xml:space="preserve">     Watch for: A common mistake in Rational Numbers on the Number Line is skipping the key idea: "To plot a rational number, find the two whole numbers it falls between, then split the space into equal parts." — always check your work against this rule before you submit.</w:t>
+        <w:t xml:space="preserve">     Watch for: A common mistake in Rational Numbers on the Number Line is treating the numerator and denominator of a negative fraction as two separate whole numbers instead of one value between two integers — for example, plotting -3/4 by going to -3 and then counting 4 more units to the left, landing (incorrectly) at -7, instead of recognizing that -3/4 = -0.75, which sits between 0 and -1. Before you submit an answer, find the two whole numbers your value falls between, then split that space into equal parts.</w:t>
       </w:r>
     </w:p>
     <w:p>
@@ -1537,7 +1431,7 @@
           <w:i/>
           <w:iCs/>
         </w:rPr>
-        <w:t xml:space="preserve">     Watch for: A common mistake in Rational Numbers on the Number Line is skipping the key idea: "To plot a rational number, find the two whole numbers it falls between, then split the space into equal parts." — always check your work against this rule before you submit.</w:t>
+        <w:t xml:space="preserve">     Watch for: A common mistake in Rational Numbers on the Number Line is treating the numerator and denominator of a negative fraction as two separate whole numbers instead of one value between two integers — for example, plotting -3/4 by going to -3 and then counting 4 more units to the left, landing (incorrectly) at -7, instead of recognizing that -3/4 = -0.75, which sits between 0 and -1. Before you submit an answer, find the two whole numbers your value falls between, then split that space into equal parts.</w:t>
       </w:r>
     </w:p>
     <w:p>
@@ -1737,19 +1631,19 @@
           <w:i/>
           <w:iCs/>
         </w:rPr>
-        <w:t xml:space="preserve">     Watch for: A common mistake in Rational Numbers on the Number Line is skipping the key idea: "To plot a rational number, find the two whole numbers it falls between, then split the space into equal parts." — always check your work against this rule before you submit.</w:t>
-      </w:r>
-    </w:p>
-    <w:p>
-      <w:pPr>
-        <w:spacing w:after="40" w:before="0"/>
-      </w:pPr>
-      <w:r>
-        <w:rPr>
-          <w:b/>
-          <w:bCs/>
-        </w:rPr>
-        <w:t xml:space="preserve">6. onLevel — Spot the Common Mistake</w:t>
+        <w:t xml:space="preserve">     Watch for: A common mistake in Rational Numbers on the Number Line is treating the numerator and denominator of a negative fraction as two separate whole numbers instead of one value between two integers — for example, plotting -3/4 by going to -3 and then counting 4 more units to the left, landing (incorrectly) at -7, instead of recognizing that -3/4 = -0.75, which sits between 0 and -1. Before you submit an answer, find the two whole numbers your value falls between, then split that space into equal parts.</w:t>
+      </w:r>
+    </w:p>
+    <w:p>
+      <w:pPr>
+        <w:spacing w:after="40" w:before="0"/>
+      </w:pPr>
+      <w:r>
+        <w:rPr>
+          <w:b/>
+          <w:bCs/>
+        </w:rPr>
+        <w:t xml:space="preserve">6. Spot the Mistake: Plotting -2.25</w:t>
       </w:r>
     </w:p>
     <w:p>
@@ -1765,27 +1659,27 @@
         <w:spacing w:after="20" w:before="0"/>
       </w:pPr>
       <w:r>
-        <w:t xml:space="preserve">     Correct work: Follow the key idea: To plot a rational number, find the two whole numbers it falls between, then split the space into equal parts.</w:t>
-      </w:r>
-    </w:p>
-    <w:p>
-      <w:pPr>
-        <w:spacing w:after="40" w:before="0"/>
-      </w:pPr>
-      <w:r>
-        <w:rPr>
-          <w:b/>
-          <w:bCs/>
-        </w:rPr>
-        <w:t xml:space="preserve">7. A. 3/4</w:t>
-      </w:r>
-    </w:p>
-    <w:p>
-      <w:pPr>
-        <w:spacing w:after="20" w:before="0"/>
-      </w:pPr>
-      <w:r>
-        <w:t xml:space="preserve">     3/4 = 0.75, which lands between 0 and 1. 1.5 and 2 are larger, and -1/2 is to the left of 0.</w:t>
+        <w:t xml:space="preserve">     Correct work: Going more negative means moving LEFT, not right. -2.25 is between -2 and -3 (it is a quarter of a unit to the LEFT of -2), not between -2 and -1. I split the space from -2 to -3 into 4 equal parts and place the dot at the first mark past -2, at -2.25.</w:t>
+      </w:r>
+    </w:p>
+    <w:p>
+      <w:pPr>
+        <w:spacing w:after="40" w:before="0"/>
+      </w:pPr>
+      <w:r>
+        <w:rPr>
+          <w:b/>
+          <w:bCs/>
+        </w:rPr>
+        <w:t xml:space="preserve">7. C. -4</w:t>
+      </w:r>
+    </w:p>
+    <w:p>
+      <w:pPr>
+        <w:spacing w:after="20" w:before="0"/>
+      </w:pPr>
+      <w:r>
+        <w:t xml:space="preserve">     Farther left means more negative: -4 &lt; -1 &lt; 0 &lt; 2, so -4 is farthest left.</w:t>
       </w:r>
     </w:p>
     <w:p>
@@ -1797,27 +1691,27 @@
           <w:i/>
           <w:iCs/>
         </w:rPr>
-        <w:t xml:space="preserve">     Watch for: A common mistake in Rational Numbers on the Number Line is skipping the key idea: "To plot a rational number, find the two whole numbers it falls between, then split the space into equal parts." — always check your work against this rule before you submit.</w:t>
-      </w:r>
-    </w:p>
-    <w:p>
-      <w:pPr>
-        <w:spacing w:after="40" w:before="0"/>
-      </w:pPr>
-      <w:r>
-        <w:rPr>
-          <w:b/>
-          <w:bCs/>
-        </w:rPr>
-        <w:t xml:space="preserve">8. A. -1.5, -0.5, 0.5</w:t>
-      </w:r>
-    </w:p>
-    <w:p>
-      <w:pPr>
-        <w:spacing w:after="20" w:before="0"/>
-      </w:pPr>
-      <w:r>
-        <w:t xml:space="preserve">     The farthest left on the number line comes first: -1.5, then -0.5, then 0.5.</w:t>
+        <w:t xml:space="preserve">     Watch for: A common mistake in Rational Numbers on the Number Line is treating the numerator and denominator of a negative fraction as two separate whole numbers instead of one value between two integers — for example, plotting -3/4 by going to -3 and then counting 4 more units to the left, landing (incorrectly) at -7, instead of recognizing that -3/4 = -0.75, which sits between 0 and -1. Before you submit an answer, find the two whole numbers your value falls between, then split that space into equal parts.</w:t>
+      </w:r>
+    </w:p>
+    <w:p>
+      <w:pPr>
+        <w:spacing w:after="40" w:before="0"/>
+      </w:pPr>
+      <w:r>
+        <w:rPr>
+          <w:b/>
+          <w:bCs/>
+        </w:rPr>
+        <w:t xml:space="preserve">8. A. 3/4</w:t>
+      </w:r>
+    </w:p>
+    <w:p>
+      <w:pPr>
+        <w:spacing w:after="20" w:before="0"/>
+      </w:pPr>
+      <w:r>
+        <w:t xml:space="preserve">     The opposite of a number is its reflection across 0, so the opposite of -3/4 is 3/4.</w:t>
       </w:r>
     </w:p>
     <w:p>
@@ -1829,27 +1723,27 @@
           <w:i/>
           <w:iCs/>
         </w:rPr>
-        <w:t xml:space="preserve">     Watch for: A common mistake in Rational Numbers on the Number Line is skipping the key idea: "To plot a rational number, find the two whole numbers it falls between, then split the space into equal parts." — always check your work against this rule before you submit.</w:t>
-      </w:r>
-    </w:p>
-    <w:p>
-      <w:pPr>
-        <w:spacing w:after="40" w:before="0"/>
-      </w:pPr>
-      <w:r>
-        <w:rPr>
-          <w:b/>
-          <w:bCs/>
-        </w:rPr>
-        <w:t xml:space="preserve">9. A. -1/4</w:t>
-      </w:r>
-    </w:p>
-    <w:p>
-      <w:pPr>
-        <w:spacing w:after="20" w:before="0"/>
-      </w:pPr>
-      <w:r>
-        <w:t xml:space="preserve">     -3/4 = -0.75 and -1/4 = -0.25. Since -0.75 is farther left (less), -3/4 is to the left of -1/4.</w:t>
+        <w:t xml:space="preserve">     Watch for: A common mistake in Rational Numbers on the Number Line is treating the numerator and denominator of a negative fraction as two separate whole numbers instead of one value between two integers — for example, plotting -3/4 by going to -3 and then counting 4 more units to the left, landing (incorrectly) at -7, instead of recognizing that -3/4 = -0.75, which sits between 0 and -1. Before you submit an answer, find the two whole numbers your value falls between, then split that space into equal parts.</w:t>
+      </w:r>
+    </w:p>
+    <w:p>
+      <w:pPr>
+        <w:spacing w:after="40" w:before="0"/>
+      </w:pPr>
+      <w:r>
+        <w:rPr>
+          <w:b/>
+          <w:bCs/>
+        </w:rPr>
+        <w:t xml:space="preserve">9. A. 3/4</w:t>
+      </w:r>
+    </w:p>
+    <w:p>
+      <w:pPr>
+        <w:spacing w:after="20" w:before="0"/>
+      </w:pPr>
+      <w:r>
+        <w:t xml:space="preserve">     3/4 = 0.75, which lands between 0 and 1. 1.5 and 2 are larger, and -1/2 is to the left of 0.</w:t>
       </w:r>
     </w:p>
     <w:p>
@@ -1861,59 +1755,39 @@
           <w:i/>
           <w:iCs/>
         </w:rPr>
-        <w:t xml:space="preserve">     Watch for: A common mistake in Rational Numbers on the Number Line is skipping the key idea: "To plot a rational number, find the two whole numbers it falls between, then split the space into equal parts." — always check your work against this rule before you submit.</w:t>
-      </w:r>
-    </w:p>
-    <w:p>
-      <w:pPr>
-        <w:spacing w:after="40" w:before="0"/>
-      </w:pPr>
-      <w:r>
-        <w:rPr>
-          <w:b/>
-          <w:bCs/>
-        </w:rPr>
-        <w:t xml:space="preserve">10. Matches:</w:t>
-      </w:r>
-    </w:p>
-    <w:p>
-      <w:pPr>
-        <w:spacing w:after="20" w:before="0"/>
-      </w:pPr>
-      <w:r>
-        <w:t xml:space="preserve">     0.5 → 1/2</w:t>
-      </w:r>
-    </w:p>
-    <w:p>
-      <w:pPr>
-        <w:spacing w:after="20" w:before="0"/>
-      </w:pPr>
-      <w:r>
-        <w:t xml:space="preserve">     0.25 → 1/4</w:t>
-      </w:r>
-    </w:p>
-    <w:p>
-      <w:pPr>
-        <w:spacing w:after="20" w:before="0"/>
-      </w:pPr>
-      <w:r>
-        <w:t xml:space="preserve">     -0.5 → -1/2</w:t>
-      </w:r>
-    </w:p>
-    <w:p>
-      <w:pPr>
-        <w:spacing w:after="20" w:before="0"/>
-      </w:pPr>
-      <w:r>
-        <w:t xml:space="preserve">     0.2 → 1/5</w:t>
-      </w:r>
-    </w:p>
-    <w:p>
-      <w:pPr>
-        <w:spacing w:after="40" w:before="0"/>
-      </w:pPr>
-      <w:r>
-        <w:t xml:space="preserve"/>
+        <w:t xml:space="preserve">     Watch for: A common mistake in Rational Numbers on the Number Line is treating the numerator and denominator of a negative fraction as two separate whole numbers instead of one value between two integers — for example, plotting -3/4 by going to -3 and then counting 4 more units to the left, landing (incorrectly) at -7, instead of recognizing that -3/4 = -0.75, which sits between 0 and -1. Before you submit an answer, find the two whole numbers your value falls between, then split that space into equal parts.</w:t>
+      </w:r>
+    </w:p>
+    <w:p>
+      <w:pPr>
+        <w:spacing w:after="40" w:before="0"/>
+      </w:pPr>
+      <w:r>
+        <w:rPr>
+          <w:b/>
+          <w:bCs/>
+        </w:rPr>
+        <w:t xml:space="preserve">10. A. -1.5, -0.5, 0.5</w:t>
+      </w:r>
+    </w:p>
+    <w:p>
+      <w:pPr>
+        <w:spacing w:after="20" w:before="0"/>
+      </w:pPr>
+      <w:r>
+        <w:t xml:space="preserve">     The farthest left on the number line comes first: -1.5, then -0.5, then 0.5.</w:t>
+      </w:r>
+    </w:p>
+    <w:p>
+      <w:pPr>
+        <w:spacing w:after="80" w:before="0"/>
+      </w:pPr>
+      <w:r>
+        <w:rPr>
+          <w:i/>
+          <w:iCs/>
+        </w:rPr>
+        <w:t xml:space="preserve">     Watch for: A common mistake in Rational Numbers on the Number Line is treating the numerator and denominator of a negative fraction as two separate whole numbers instead of one value between two integers — for example, plotting -3/4 by going to -3 and then counting 4 more units to the left, landing (incorrectly) at -7, instead of recognizing that -3/4 = -0.75, which sits between 0 and -1. Before you submit an answer, find the two whole numbers your value falls between, then split that space into equal parts.</w:t>
       </w:r>
     </w:p>
     <w:sectPr>
